--- a/templates/dkp_dar.docx
+++ b/templates/dkp_dar.docx
@@ -111,119 +111,12 @@
         <w:spacing w:line="240" w:lineRule="auto"/>
       </w:pPr>
       <w:r>
-        <w:rPr>
-          <w:b/>
-          <w:bCs/>
-          <w:sz w:val="28"/>
-          <w:szCs w:val="28"/>
-        </w:rPr>
-        <w:t>Я</w:t>
-      </w:r>
-      <w:r>
-        <w:t xml:space="preserve">, </w:t>
-      </w:r>
-      <w:r>
-        <w:rPr>
-          <w:rStyle w:val="hljs-string"/>
-        </w:rPr>
-        <w:t>{{</w:t>
-      </w:r>
-      <w:r>
-        <w:rPr>
-          <w:rStyle w:val="hljs-string"/>
-        </w:rPr>
-        <w:t>ФИО</w:t>
-      </w:r>
-      <w:r>
-        <w:rPr>
-          <w:rStyle w:val="hljs-string"/>
-        </w:rPr>
-        <w:t xml:space="preserve"> продавец</w:t>
-      </w:r>
-      <w:r>
-        <w:rPr>
-          <w:rStyle w:val="hljs-string"/>
-        </w:rPr>
-        <w:t>}} {{</w:t>
-      </w:r>
-      <w:r>
-        <w:rPr>
-          <w:rStyle w:val="hljs-string"/>
-        </w:rPr>
-        <w:t>Паспорт</w:t>
-      </w:r>
-      <w:r>
-        <w:rPr>
-          <w:rStyle w:val="hljs-string"/>
-        </w:rPr>
-        <w:t xml:space="preserve"> продавец</w:t>
-      </w:r>
-      <w:r>
-        <w:rPr>
-          <w:rStyle w:val="hljs-string"/>
-        </w:rPr>
-        <w:t>}} {{</w:t>
-      </w:r>
-      <w:r>
-        <w:rPr>
-          <w:rStyle w:val="hljs-string"/>
-        </w:rPr>
-        <w:t>Адрес</w:t>
-      </w:r>
-      <w:r>
-        <w:rPr>
-          <w:rStyle w:val="hljs-string"/>
-        </w:rPr>
-        <w:t xml:space="preserve"> продавец</w:t>
-      </w:r>
-      <w:r>
-        <w:rPr>
-          <w:rStyle w:val="hljs-string"/>
-        </w:rPr>
-        <w:t>}}</w:t>
+        <w:t>Я, {{ФИО продавец}} {{Дата рождения продавец}} {{Паспорт продавец}} {{Адрес продавец}}</w:t>
       </w:r>
     </w:p>
     <w:p>
       <w:r>
-        <w:rPr>
-          <w:b/>
-          <w:bCs/>
-          <w:sz w:val="28"/>
-          <w:szCs w:val="28"/>
-        </w:rPr>
-        <w:t>Я</w:t>
-      </w:r>
-      <w:r>
-        <w:rPr>
-          <w:b/>
-          <w:bCs/>
-          <w:sz w:val="28"/>
-          <w:szCs w:val="28"/>
-        </w:rPr>
-        <w:t xml:space="preserve">, </w:t>
-      </w:r>
-      <w:r>
-        <w:t>{{ФИО</w:t>
-      </w:r>
-      <w:proofErr w:type="gramStart"/>
-      <w:r>
-        <w:t xml:space="preserve">}} </w:t>
-      </w:r>
-      <w:r>
-        <w:t xml:space="preserve"> </w:t>
-      </w:r>
-      <w:r>
-        <w:t>{</w:t>
-      </w:r>
-      <w:proofErr w:type="gramEnd"/>
-      <w:r>
-        <w:t xml:space="preserve">{Паспорт}} </w:t>
-      </w:r>
-      <w:r>
-        <w:t xml:space="preserve"> </w:t>
-      </w:r>
-      <w:r>
-        <w:t>{{Адрес}}</w:t>
+        <w:t>Я, {{ФИО}} {{Дата рождения}} {{Паспорт}} {{Адрес}}</w:t>
       </w:r>
     </w:p>
     <w:p>
@@ -1735,97 +1628,7 @@
         </w:rPr>
       </w:pPr>
       <w:r>
-        <w:rPr>
-          <w:i/>
-        </w:rPr>
-        <w:t xml:space="preserve">  </w:t>
-      </w:r>
-      <w:r>
-        <w:rPr>
-          <w:i/>
-        </w:rPr>
-        <w:t xml:space="preserve">   </w:t>
-      </w:r>
-      <w:r>
-        <w:rPr>
-          <w:i/>
-        </w:rPr>
-        <w:t xml:space="preserve"> </w:t>
-      </w:r>
-      <w:proofErr w:type="gramStart"/>
-      <w:r>
-        <w:rPr>
-          <w:i/>
-        </w:rPr>
-        <w:t>(</w:t>
-      </w:r>
-      <w:r>
-        <w:rPr>
-          <w:i/>
-        </w:rPr>
-        <w:t>)</w:t>
-      </w:r>
-      <w:r>
-        <w:rPr>
-          <w:i/>
-        </w:rPr>
-        <w:t xml:space="preserve">   </w:t>
-      </w:r>
-      <w:proofErr w:type="gramEnd"/>
-      <w:r>
-        <w:rPr>
-          <w:i/>
-        </w:rPr>
-        <w:t xml:space="preserve">      </w:t>
-      </w:r>
-      <w:r>
-        <w:rPr>
-          <w:i/>
-        </w:rPr>
-        <w:t xml:space="preserve">    </w:t>
-      </w:r>
-      <w:r>
-        <w:rPr>
-          <w:i/>
-        </w:rPr>
-        <w:t xml:space="preserve">                                    </w:t>
-      </w:r>
-      <w:r>
-        <w:rPr>
-          <w:i/>
-        </w:rPr>
-        <w:t xml:space="preserve">                                  </w:t>
-      </w:r>
-      <w:r>
-        <w:rPr>
-          <w:i/>
-        </w:rPr>
-        <w:t xml:space="preserve"> </w:t>
-      </w:r>
-      <w:r>
-        <w:rPr>
-          <w:i/>
-        </w:rPr>
-        <w:t xml:space="preserve">  </w:t>
-      </w:r>
-      <w:r>
-        <w:rPr>
-          <w:i/>
-        </w:rPr>
-        <w:t xml:space="preserve">                        </w:t>
-      </w:r>
-      <w:r>
-        <w:rPr>
-          <w:i/>
-        </w:rPr>
-        <w:t xml:space="preserve">   </w:t>
-      </w:r>
-      <w:r>
-        <w:rPr>
-          <w:rFonts w:ascii="Arial" w:hAnsi="Arial" w:cs="Arial"/>
-          <w:sz w:val="20"/>
-        </w:rPr>
-        <w:t>{{Подпись}}</w:t>
+        <w:t xml:space="preserve">      {{Подпись продавец}}                                                                                                                 {{Подпись}}</w:t>
       </w:r>
     </w:p>
     <w:sectPr>
